--- a/AWS4.docx
+++ b/AWS4.docx
@@ -6473,6 +6473,7 @@
           <w:sz w:val="18"/>
           <w:szCs w:val="18"/>
         </w:rPr>
+        <w:lastRenderedPageBreak/>
         <w:t>In the AWS, you can use the IAM users and roles with the ECR, as this has been managed by AWS, but in the DOCKER HUB, each individual needs to create the separate accounts for the access. Like for more than 10,000 users, you need to make the account and need to manage the access as well.</w:t>
       </w:r>
     </w:p>
@@ -6663,6 +6664,7 @@
           <w:sz w:val="18"/>
           <w:szCs w:val="18"/>
         </w:rPr>
+        <w:lastRenderedPageBreak/>
         <w:t>Public access is when anyone can be able to access that repository.</w:t>
       </w:r>
     </w:p>
@@ -6854,6 +6856,7 @@
           <w:sz w:val="18"/>
           <w:szCs w:val="18"/>
         </w:rPr>
+        <w:lastRenderedPageBreak/>
         <w:drawing>
           <wp:inline distT="0" distB="0" distL="0" distR="0" wp14:anchorId="71B87EFD" wp14:editId="4DECA7DF">
             <wp:extent cx="5943600" cy="3157220"/>
@@ -6993,6 +6996,7 @@
           <w:sz w:val="18"/>
           <w:szCs w:val="18"/>
         </w:rPr>
+        <w:lastRenderedPageBreak/>
         <w:drawing>
           <wp:inline distT="0" distB="0" distL="0" distR="0" wp14:anchorId="4CC647C1" wp14:editId="6DBB86FC">
             <wp:extent cx="5943600" cy="3666490"/>
@@ -7196,6 +7200,7 @@
           <w:szCs w:val="18"/>
           <w:highlight w:val="yellow"/>
         </w:rPr>
+        <w:lastRenderedPageBreak/>
         <w:t>So, first part of the pipe “|” is input and second part of the pipe is taking input from the first part of the pipe.</w:t>
       </w:r>
     </w:p>
@@ -7482,6 +7487,7 @@
           <w:sz w:val="18"/>
           <w:szCs w:val="18"/>
         </w:rPr>
+        <w:lastRenderedPageBreak/>
         <w:drawing>
           <wp:inline distT="0" distB="0" distL="0" distR="0" wp14:anchorId="101F6D83" wp14:editId="20B9030C">
             <wp:extent cx="5943600" cy="3768090"/>
@@ -7707,6 +7713,7 @@
           <w:sz w:val="18"/>
           <w:szCs w:val="18"/>
         </w:rPr>
+        <w:lastRenderedPageBreak/>
         <w:drawing>
           <wp:inline distT="0" distB="0" distL="0" distR="0" wp14:anchorId="36126E70" wp14:editId="7C23935A">
             <wp:extent cx="5943600" cy="1546860"/>
@@ -8019,6 +8026,7 @@
           <w:sz w:val="18"/>
           <w:szCs w:val="18"/>
         </w:rPr>
+        <w:lastRenderedPageBreak/>
         <w:drawing>
           <wp:inline distT="0" distB="0" distL="0" distR="0" wp14:anchorId="7B3DB7EE" wp14:editId="09C6163B">
             <wp:extent cx="5943600" cy="2481580"/>
@@ -8129,16 +8137,6 @@
         </w:rPr>
       </w:pPr>
     </w:p>
-    <w:p>
-      <w:pPr>
-        <w:rPr>
-          <w:rFonts w:ascii="Bookman Old Style" w:hAnsi="Bookman Old Style" w:cs="Calibri Light"/>
-          <w:sz w:val="18"/>
-          <w:szCs w:val="18"/>
-        </w:rPr>
-      </w:pPr>
-    </w:p>
-    <w:p/>
     <w:sectPr>
       <w:pgSz w:w="12240" w:h="15840"/>
       <w:pgMar w:top="1440" w:right="1440" w:bottom="1440" w:left="1440" w:header="720" w:footer="720" w:gutter="0"/>
